--- a/docs/DOCFUNCIONALIDADES_PT-BR.docx
+++ b/docs/DOCFUNCIONALIDADES_PT-BR.docx
@@ -13,7 +13,7 @@
     </w:p>
     <w:p>
       <w:r>
-        <w:t>Este documento foi escrito para dois publicos: no inicio, linguagem acessivel para pessoas leigas; no final, visao tecnica para engenharia, manutencao e evolucao do produto.</w:t>
+        <w:t>As partes 1 e 2 usam linguagem acessivel; a parte 3 descreve arquitetura e organizacao do codigo (cliente, servidor, pastas principais e tecnologias).</w:t>
       </w:r>
     </w:p>
     <w:p>
@@ -153,7 +153,7 @@
         <w:pStyle w:val="Heading1"/>
       </w:pPr>
       <w:r>
-        <w:t>Parte 3 — Arquitetura, engenharia e estado das areas</w:t>
+        <w:t>Parte 3 — Arquitetura e organizacao do codigo</w:t>
       </w:r>
     </w:p>
     <w:p>
@@ -174,22 +174,22 @@
         <w:pStyle w:val="Heading2"/>
       </w:pPr>
       <w:r>
-        <w:t>Estado atual por area</w:t>
+        <w:t>Organizacao por area</w:t>
       </w:r>
     </w:p>
     <w:p>
       <w:r>
-        <w:t>Backend: mais proximo de arranjo profissional, com routes/, services/, utils/, schema/, workers/ e db/connection.js. Ainda existe concentracao relevante no server.js.</w:t>
+        <w:t>Backend: pastas routes/, services/, utils/, schema/, workers/ e ficheiro db/connection.js; parte da logica continua concentrada em server.js.</w:t>
       </w:r>
     </w:p>
     <w:p>
       <w:r>
-        <w:t>App React Native: houve extracao parcial para src/ (config, types, services/http, utils, map/, screens/MapaTab.tsx), mas App.tsx continua grande e concentra muitas responsabilidades.</w:t>
+        <w:t>App React Native: modulos em src/ incluem config, types, services/http, utils, map/ e screens/MapaTab.tsx; App.tsx concentra grande parte do codigo da interface.</w:t>
       </w:r>
     </w:p>
     <w:p>
       <w:r>
-        <w:t>Confiabilidade/manutencao: melhorou com health check, timeout, troubleshooting SQL e separacao de .env. Proximo passo natural: modularizar por ecras e hooks.</w:t>
+        <w:t>API: existem health check, timeout em chamadas, mensagens de diagnostico para ligacao SQL e uso de variaveis em .env.</w:t>
       </w:r>
     </w:p>
     <w:p>
@@ -213,85 +213,6 @@
     <w:p>
       <w:r>
         <w:t>PowerShell/BAT para automacoes de ambiente SQL e suporte operacional.</w:t>
-      </w:r>
-    </w:p>
-    <w:p>
-      <w:pPr>
-        <w:pStyle w:val="Heading1"/>
-      </w:pPr>
-      <w:r>
-        <w:t>Parte 4 — Avaliacao honesta: esta nivel profissional?</w:t>
-      </w:r>
-    </w:p>
-    <w:p>
-      <w:r>
-        <w:t>Em partes sim, no todo ainda nao no sentido de app totalmente dividido por paginas. E um projeto serio e viavel para portfolio e evolucao incremental.</w:t>
-      </w:r>
-    </w:p>
-    <w:p>
-      <w:pPr>
-        <w:pStyle w:val="Heading2"/>
-      </w:pPr>
-      <w:r>
-        <w:t>Visao directa (o que ainda pesa)</w:t>
-      </w:r>
-    </w:p>
-    <w:p>
-      <w:r>
-        <w:t>1) Frontend: App.tsx monolitico (milhares de linhas). Impacto: manutencao e revisoes mais dificeis. Direcao: extrair screens, hooks e componentes compartilhados.</w:t>
-      </w:r>
-    </w:p>
-    <w:p>
-      <w:r>
-        <w:t>2) Backend: server.js ainda grande. Impacto: crescimento no mesmo ficheiro. Direcao: separar rotas por dominio (auth, clientes, funcionarios, etc.).</w:t>
-      </w:r>
-    </w:p>
-    <w:p>
-      <w:r>
-        <w:t>3) Testes automatizados pouco visiveis. Impacto: refactors com maior risco. Direcao: testes de API para endpoints criticos e smoke tests no cliente.</w:t>
-      </w:r>
-    </w:p>
-    <w:p>
-      <w:r>
-        <w:t>4) Configuracao/ambientes: multiplos modos SQL e variaveis. Impacto: onboarding sujeito a erro. Direcao: guia unico de setup com variaveis obrigatorias.</w:t>
-      </w:r>
-    </w:p>
-    <w:p>
-      <w:r>
-        <w:t>5) SQL no repositorio: muitos scripts historicos. Impacto: risco de executar script errado. Direcao: padronizar bootstrap e cabecalhos claros.</w:t>
-      </w:r>
-    </w:p>
-    <w:p>
-      <w:r>
-        <w:t>6) Observabilidade: logs funcionais, mas pouco estruturados. Direcao: padrao de logs e erros centralizados.</w:t>
-      </w:r>
-    </w:p>
-    <w:p>
-      <w:r>
-        <w:t>7) Seguranca operacional: manter .env fora do Git, revisar secrets e reforcar HTTPS em producao.</w:t>
-      </w:r>
-    </w:p>
-    <w:p>
-      <w:pPr>
-        <w:pStyle w:val="Heading2"/>
-      </w:pPr>
-      <w:r>
-        <w:t>Resumo final (PT-BR)</w:t>
-      </w:r>
-    </w:p>
-    <w:p>
-      <w:r>
-        <w:t>Arquitetura geral: backend mais organizado que o app.</w:t>
-      </w:r>
-    </w:p>
-    <w:p>
-      <w:r>
-        <w:t>Manutencao: principal divida tecnica esta no App.tsx e no server.js.</w:t>
-      </w:r>
-    </w:p>
-    <w:p>
-      <w:r>
-        <w:t>Profissionalismo: solido para portfolio e producao incremental, com espaco claro para modularizacao.</w:t>
       </w:r>
     </w:p>
     <w:sectPr>
